--- a/public/templates/template-capa-effectiveness-check.docx
+++ b/public/templates/template-capa-effectiveness-check.docx
@@ -1278,7 +1278,7 @@
           <w:i/>
           <w:color w:val="6B7076"/>
         </w:rPr>
-        <w:t>ISO 13485:2016, clause 8.5.2 (review of the effectiveness of corrective action taken).</w:t>
+        <w:t>ISO 13485:2016, clause 8.5.2 (the corrective action requirement, which obliges a check that the action taken actually worked).</w:t>
       </w:r>
     </w:p>
     <w:p>
